--- a/applications/hubspot-senior-customer-onboarding-specialist/cover-letter.docx
+++ b/applications/hubspot-senior-customer-onboarding-specialist/cover-letter.docx
@@ -107,7 +107,7 @@
           <w:b w:val="0"/>
           <w:color w:val="1A1A1A"/>
         </w:rPr>
-        <w:t>At Wix I onboarded 25+ clients a month at 110% of implementation targets while leading a team of 8 to 20 specialists, which is where I learned to run a portfolio of launches with competing priorities and re-plan without dropping any. At Accelo I built sequenced implementation plans for incoming clients, ranking which systems to change and in what order, and guided workflow design and API integrations with C-suite stakeholders. At Birdeye I onboarded and trained a network of 15 to 20 reseller partners and retained all but one.</w:t>
+        <w:t>At Wix I onboarded 25+ clients a month at 110% of implementation targets, and an onboarding only counted once the client had their first sale on the books, so time-to-value was the target, not go-live. I did that while leading a team of 8 to 20 specialists, which is where I learned to run a portfolio of launches with competing priorities and re-plan without dropping any. At Accelo I built sequenced implementation plans for incoming clients, ranking which systems to change and in what order, and guided workflow design and API integrations with C-suite stakeholders. At Birdeye I onboarded and trained a network of 15 to 20 reseller partners and retained all but one.</w:t>
       </w:r>
     </w:p>
     <w:p>
